--- a/1-5.docx
+++ b/1-5.docx
@@ -16,13 +16,60 @@
     </w:p>
     <w:p>
       <w:r>
+        <w:t>Граф</w:t>
+      </w:r>
+      <w:r>
+        <w:drawing>
+          <wp:inline distT="0" distB="0" distL="0" distR="0" wp14:anchorId="65F8927B" wp14:editId="0A27C50B">
+            <wp:extent cx="5940425" cy="455295"/>
+            <wp:effectExtent l="0" t="0" r="3175" b="1905"/>
+            <wp:docPr id="1462552937" name="Рисунок 1"/>
+            <wp:cNvGraphicFramePr>
+              <a:graphicFrameLocks xmlns:a="http://schemas.openxmlformats.org/drawingml/2006/main" noChangeAspect="1"/>
+            </wp:cNvGraphicFramePr>
+            <a:graphic xmlns:a="http://schemas.openxmlformats.org/drawingml/2006/main">
+              <a:graphicData uri="http://schemas.openxmlformats.org/drawingml/2006/picture">
+                <pic:pic xmlns:pic="http://schemas.openxmlformats.org/drawingml/2006/picture">
+                  <pic:nvPicPr>
+                    <pic:cNvPr id="1462552937" name=""/>
+                    <pic:cNvPicPr/>
+                  </pic:nvPicPr>
+                  <pic:blipFill>
+                    <a:blip r:embed="rId5"/>
+                    <a:stretch>
+                      <a:fillRect/>
+                    </a:stretch>
+                  </pic:blipFill>
+                  <pic:spPr>
+                    <a:xfrm>
+                      <a:off x="0" y="0"/>
+                      <a:ext cx="5940425" cy="455295"/>
+                    </a:xfrm>
+                    <a:prstGeom prst="rect">
+                      <a:avLst/>
+                    </a:prstGeom>
+                  </pic:spPr>
+                </pic:pic>
+              </a:graphicData>
+            </a:graphic>
+          </wp:inline>
+        </w:drawing>
+      </w:r>
+    </w:p>
+    <w:p>
+      <w:pPr>
+        <w:rPr>
+          <w:lang w:val="en-US"/>
+        </w:rPr>
+      </w:pPr>
+      <w:r>
         <w:rPr>
           <w:noProof/>
         </w:rPr>
         <w:drawing>
-          <wp:inline distT="0" distB="0" distL="0" distR="0" wp14:anchorId="0E3381E5" wp14:editId="0194C3D8">
-            <wp:extent cx="2674620" cy="1287780"/>
-            <wp:effectExtent l="0" t="0" r="0" b="7620"/>
+          <wp:inline distT="0" distB="0" distL="0" distR="0" wp14:anchorId="0E3381E5" wp14:editId="338328C9">
+            <wp:extent cx="4008120" cy="1676377"/>
+            <wp:effectExtent l="0" t="0" r="0" b="635"/>
             <wp:docPr id="2037408363" name="Рисунок 1"/>
             <wp:cNvGraphicFramePr>
               <a:graphicFrameLocks xmlns:a="http://schemas.openxmlformats.org/drawingml/2006/main" noChangeAspect="1"/>
@@ -35,7 +82,7 @@
                     <pic:cNvPicPr/>
                   </pic:nvPicPr>
                   <pic:blipFill>
-                    <a:blip r:embed="rId5"/>
+                    <a:blip r:embed="rId6"/>
                     <a:stretch>
                       <a:fillRect/>
                     </a:stretch>
@@ -43,7 +90,7 @@
                   <pic:spPr>
                     <a:xfrm>
                       <a:off x="0" y="0"/>
-                      <a:ext cx="2674620" cy="1287780"/>
+                      <a:ext cx="4041512" cy="1690343"/>
                     </a:xfrm>
                     <a:prstGeom prst="rect">
                       <a:avLst/>
@@ -55,15 +102,17 @@
           </wp:inline>
         </w:drawing>
       </w:r>
-      <w:r>
-        <w:rPr>
-          <w:noProof/>
+    </w:p>
+    <w:p>
+      <w:r>
+        <w:rPr>
+          <w:lang w:val="en-US"/>
         </w:rPr>
         <w:drawing>
-          <wp:inline distT="0" distB="0" distL="0" distR="0" wp14:anchorId="4591873B" wp14:editId="5CEBA919">
-            <wp:extent cx="3253740" cy="1699260"/>
-            <wp:effectExtent l="0" t="0" r="3810" b="0"/>
-            <wp:docPr id="2067815258" name="Рисунок 1"/>
+          <wp:inline distT="0" distB="0" distL="0" distR="0" wp14:anchorId="1813DC6E" wp14:editId="40E67BA0">
+            <wp:extent cx="4099560" cy="1310720"/>
+            <wp:effectExtent l="0" t="0" r="0" b="3810"/>
+            <wp:docPr id="904797890" name="Рисунок 1"/>
             <wp:cNvGraphicFramePr>
               <a:graphicFrameLocks xmlns:a="http://schemas.openxmlformats.org/drawingml/2006/main" noChangeAspect="1"/>
             </wp:cNvGraphicFramePr>
@@ -71,11 +120,11 @@
               <a:graphicData uri="http://schemas.openxmlformats.org/drawingml/2006/picture">
                 <pic:pic xmlns:pic="http://schemas.openxmlformats.org/drawingml/2006/picture">
                   <pic:nvPicPr>
-                    <pic:cNvPr id="2067815258" name=""/>
+                    <pic:cNvPr id="904797890" name=""/>
                     <pic:cNvPicPr/>
                   </pic:nvPicPr>
                   <pic:blipFill>
-                    <a:blip r:embed="rId6"/>
+                    <a:blip r:embed="rId7"/>
                     <a:stretch>
                       <a:fillRect/>
                     </a:stretch>
@@ -83,7 +132,7 @@
                   <pic:spPr>
                     <a:xfrm>
                       <a:off x="0" y="0"/>
-                      <a:ext cx="3253740" cy="1699260"/>
+                      <a:ext cx="4123623" cy="1318413"/>
                     </a:xfrm>
                     <a:prstGeom prst="rect">
                       <a:avLst/>
@@ -113,11 +162,6 @@
       </w:r>
     </w:p>
     <w:p>
-      <w:pPr>
-        <w:rPr>
-          <w:lang w:val="en-US"/>
-        </w:rPr>
-      </w:pPr>
       <w:r>
         <w:rPr>
           <w:noProof/>
@@ -139,7 +183,7 @@
                     <pic:cNvPicPr/>
                   </pic:nvPicPr>
                   <pic:blipFill>
-                    <a:blip r:embed="rId7"/>
+                    <a:blip r:embed="rId8"/>
                     <a:stretch>
                       <a:fillRect/>
                     </a:stretch>
@@ -161,6 +205,45 @@
       </w:r>
     </w:p>
     <w:p>
+      <w:r>
+        <w:drawing>
+          <wp:inline distT="0" distB="0" distL="0" distR="0" wp14:anchorId="0912D6B7" wp14:editId="32C3E7D9">
+            <wp:extent cx="4084320" cy="491603"/>
+            <wp:effectExtent l="0" t="0" r="0" b="3810"/>
+            <wp:docPr id="1440730643" name="Рисунок 1"/>
+            <wp:cNvGraphicFramePr>
+              <a:graphicFrameLocks xmlns:a="http://schemas.openxmlformats.org/drawingml/2006/main" noChangeAspect="1"/>
+            </wp:cNvGraphicFramePr>
+            <a:graphic xmlns:a="http://schemas.openxmlformats.org/drawingml/2006/main">
+              <a:graphicData uri="http://schemas.openxmlformats.org/drawingml/2006/picture">
+                <pic:pic xmlns:pic="http://schemas.openxmlformats.org/drawingml/2006/picture">
+                  <pic:nvPicPr>
+                    <pic:cNvPr id="1647591289" name=""/>
+                    <pic:cNvPicPr/>
+                  </pic:nvPicPr>
+                  <pic:blipFill>
+                    <a:blip r:embed="rId9"/>
+                    <a:stretch>
+                      <a:fillRect/>
+                    </a:stretch>
+                  </pic:blipFill>
+                  <pic:spPr>
+                    <a:xfrm>
+                      <a:off x="0" y="0"/>
+                      <a:ext cx="4121823" cy="496117"/>
+                    </a:xfrm>
+                    <a:prstGeom prst="rect">
+                      <a:avLst/>
+                    </a:prstGeom>
+                  </pic:spPr>
+                </pic:pic>
+              </a:graphicData>
+            </a:graphic>
+          </wp:inline>
+        </w:drawing>
+      </w:r>
+    </w:p>
+    <w:p>
       <w:pPr>
         <w:rPr>
           <w:lang w:val="en-US"/>
@@ -172,9 +255,9 @@
           <w:lang w:val="en-US"/>
         </w:rPr>
         <w:drawing>
-          <wp:inline distT="0" distB="0" distL="0" distR="0" wp14:anchorId="1931BE2B" wp14:editId="4430DA22">
-            <wp:extent cx="5940425" cy="2139950"/>
-            <wp:effectExtent l="0" t="0" r="3175" b="0"/>
+          <wp:inline distT="0" distB="0" distL="0" distR="0" wp14:anchorId="1931BE2B" wp14:editId="49B449AB">
+            <wp:extent cx="4099560" cy="1476806"/>
+            <wp:effectExtent l="0" t="0" r="0" b="9525"/>
             <wp:docPr id="1109084089" name="Рисунок 1"/>
             <wp:cNvGraphicFramePr>
               <a:graphicFrameLocks xmlns:a="http://schemas.openxmlformats.org/drawingml/2006/main" noChangeAspect="1"/>
@@ -187,7 +270,7 @@
                     <pic:cNvPicPr/>
                   </pic:nvPicPr>
                   <pic:blipFill>
-                    <a:blip r:embed="rId8"/>
+                    <a:blip r:embed="rId10"/>
                     <a:stretch>
                       <a:fillRect/>
                     </a:stretch>
@@ -195,7 +278,7 @@
                   <pic:spPr>
                     <a:xfrm>
                       <a:off x="0" y="0"/>
-                      <a:ext cx="5940425" cy="2139950"/>
+                      <a:ext cx="4109873" cy="1480521"/>
                     </a:xfrm>
                     <a:prstGeom prst="rect">
                       <a:avLst/>
@@ -209,15 +292,21 @@
       </w:r>
     </w:p>
     <w:p>
+      <w:pPr>
+        <w:rPr>
+          <w:lang w:val="en-US"/>
+        </w:rPr>
+      </w:pPr>
       <w:r>
         <w:rPr>
           <w:noProof/>
           <w:lang w:val="en-US"/>
         </w:rPr>
+        <w:lastRenderedPageBreak/>
         <w:drawing>
-          <wp:inline distT="0" distB="0" distL="0" distR="0" wp14:anchorId="37B11A97" wp14:editId="18712DC3">
-            <wp:extent cx="5940425" cy="2127885"/>
-            <wp:effectExtent l="0" t="0" r="3175" b="5715"/>
+          <wp:inline distT="0" distB="0" distL="0" distR="0" wp14:anchorId="37B11A97" wp14:editId="054248C3">
+            <wp:extent cx="4403466" cy="1577340"/>
+            <wp:effectExtent l="0" t="0" r="0" b="3810"/>
             <wp:docPr id="934576812" name="Рисунок 1"/>
             <wp:cNvGraphicFramePr>
               <a:graphicFrameLocks xmlns:a="http://schemas.openxmlformats.org/drawingml/2006/main" noChangeAspect="1"/>
@@ -230,7 +319,7 @@
                     <pic:cNvPicPr/>
                   </pic:nvPicPr>
                   <pic:blipFill>
-                    <a:blip r:embed="rId9"/>
+                    <a:blip r:embed="rId11"/>
                     <a:stretch>
                       <a:fillRect/>
                     </a:stretch>
@@ -238,7 +327,7 @@
                   <pic:spPr>
                     <a:xfrm>
                       <a:off x="0" y="0"/>
-                      <a:ext cx="5940425" cy="2127885"/>
+                      <a:ext cx="4404906" cy="1577856"/>
                     </a:xfrm>
                     <a:prstGeom prst="rect">
                       <a:avLst/>
@@ -251,6 +340,17 @@
         </w:drawing>
       </w:r>
     </w:p>
+    <w:p>
+      <w:r>
+        <w:rPr>
+          <w:lang w:val="en-US"/>
+        </w:rPr>
+        <w:t xml:space="preserve">E – </w:t>
+      </w:r>
+      <w:r>
+        <w:t>количество ребер графа</w:t>
+      </w:r>
+    </w:p>
     <w:p/>
     <w:p>
       <w:pPr>
@@ -261,7 +361,6 @@
         </w:numPr>
       </w:pPr>
       <w:r>
-        <w:lastRenderedPageBreak/>
         <w:t>Понятие изоморфизма. Способы установления наличия или отсутствия изоморфизма.</w:t>
       </w:r>
     </w:p>
@@ -271,9 +370,9 @@
           <w:noProof/>
         </w:rPr>
         <w:drawing>
-          <wp:inline distT="0" distB="0" distL="0" distR="0" wp14:anchorId="1AAAB859" wp14:editId="4A54C1D3">
-            <wp:extent cx="5940425" cy="3973830"/>
-            <wp:effectExtent l="0" t="0" r="3175" b="7620"/>
+          <wp:inline distT="0" distB="0" distL="0" distR="0" wp14:anchorId="1AAAB859" wp14:editId="775FA4A0">
+            <wp:extent cx="4686300" cy="3134887"/>
+            <wp:effectExtent l="0" t="0" r="0" b="8890"/>
             <wp:docPr id="1871995257" name="Рисунок 1"/>
             <wp:cNvGraphicFramePr>
               <a:graphicFrameLocks xmlns:a="http://schemas.openxmlformats.org/drawingml/2006/main" noChangeAspect="1"/>
@@ -286,7 +385,7 @@
                     <pic:cNvPicPr/>
                   </pic:nvPicPr>
                   <pic:blipFill>
-                    <a:blip r:embed="rId10"/>
+                    <a:blip r:embed="rId12"/>
                     <a:stretch>
                       <a:fillRect/>
                     </a:stretch>
@@ -294,7 +393,7 @@
                   <pic:spPr>
                     <a:xfrm>
                       <a:off x="0" y="0"/>
-                      <a:ext cx="5940425" cy="3973830"/>
+                      <a:ext cx="4708276" cy="3149587"/>
                     </a:xfrm>
                     <a:prstGeom prst="rect">
                       <a:avLst/>
@@ -308,31 +407,12 @@
       </w:r>
     </w:p>
     <w:p>
-      <w:pPr>
-        <w:rPr>
-          <w:lang w:val="en-US"/>
-        </w:rPr>
-      </w:pPr>
-      <w:r>
-        <w:t>Способы</w:t>
-      </w:r>
-      <w:r>
-        <w:rPr>
-          <w:lang w:val="en-US"/>
-        </w:rPr>
-        <w:t>:</w:t>
-      </w:r>
-    </w:p>
-    <w:p>
-      <w:r>
-        <w:rPr>
-          <w:noProof/>
-        </w:rPr>
+      <w:r>
         <w:drawing>
-          <wp:inline distT="0" distB="0" distL="0" distR="0" wp14:anchorId="7AD7593B" wp14:editId="655BFD3A">
-            <wp:extent cx="5940425" cy="2775585"/>
-            <wp:effectExtent l="0" t="0" r="3175" b="5715"/>
-            <wp:docPr id="61452511" name="Рисунок 1"/>
+          <wp:inline distT="0" distB="0" distL="0" distR="0" wp14:anchorId="090BA20F" wp14:editId="2D93E0E2">
+            <wp:extent cx="4305300" cy="389850"/>
+            <wp:effectExtent l="0" t="0" r="0" b="0"/>
+            <wp:docPr id="216206568" name="Рисунок 1"/>
             <wp:cNvGraphicFramePr>
               <a:graphicFrameLocks xmlns:a="http://schemas.openxmlformats.org/drawingml/2006/main" noChangeAspect="1"/>
             </wp:cNvGraphicFramePr>
@@ -340,11 +420,11 @@
               <a:graphicData uri="http://schemas.openxmlformats.org/drawingml/2006/picture">
                 <pic:pic xmlns:pic="http://schemas.openxmlformats.org/drawingml/2006/picture">
                   <pic:nvPicPr>
-                    <pic:cNvPr id="61452511" name=""/>
+                    <pic:cNvPr id="216206568" name=""/>
                     <pic:cNvPicPr/>
                   </pic:nvPicPr>
                   <pic:blipFill>
-                    <a:blip r:embed="rId11"/>
+                    <a:blip r:embed="rId13"/>
                     <a:stretch>
                       <a:fillRect/>
                     </a:stretch>
@@ -352,7 +432,7 @@
                   <pic:spPr>
                     <a:xfrm>
                       <a:off x="0" y="0"/>
-                      <a:ext cx="5940425" cy="2775585"/>
+                      <a:ext cx="4339764" cy="392971"/>
                     </a:xfrm>
                     <a:prstGeom prst="rect">
                       <a:avLst/>
@@ -365,9 +445,184 @@
         </w:drawing>
       </w:r>
     </w:p>
+    <w:p>
+      <w:r>
+        <w:drawing>
+          <wp:inline distT="0" distB="0" distL="0" distR="0" wp14:anchorId="165DE984" wp14:editId="200D4103">
+            <wp:extent cx="4907280" cy="417027"/>
+            <wp:effectExtent l="0" t="0" r="0" b="2540"/>
+            <wp:docPr id="600923990" name="Рисунок 1"/>
+            <wp:cNvGraphicFramePr>
+              <a:graphicFrameLocks xmlns:a="http://schemas.openxmlformats.org/drawingml/2006/main" noChangeAspect="1"/>
+            </wp:cNvGraphicFramePr>
+            <a:graphic xmlns:a="http://schemas.openxmlformats.org/drawingml/2006/main">
+              <a:graphicData uri="http://schemas.openxmlformats.org/drawingml/2006/picture">
+                <pic:pic xmlns:pic="http://schemas.openxmlformats.org/drawingml/2006/picture">
+                  <pic:nvPicPr>
+                    <pic:cNvPr id="600923990" name=""/>
+                    <pic:cNvPicPr/>
+                  </pic:nvPicPr>
+                  <pic:blipFill>
+                    <a:blip r:embed="rId14"/>
+                    <a:stretch>
+                      <a:fillRect/>
+                    </a:stretch>
+                  </pic:blipFill>
+                  <pic:spPr>
+                    <a:xfrm>
+                      <a:off x="0" y="0"/>
+                      <a:ext cx="4951209" cy="420760"/>
+                    </a:xfrm>
+                    <a:prstGeom prst="rect">
+                      <a:avLst/>
+                    </a:prstGeom>
+                  </pic:spPr>
+                </pic:pic>
+              </a:graphicData>
+            </a:graphic>
+          </wp:inline>
+        </w:drawing>
+      </w:r>
+    </w:p>
     <w:p/>
     <w:p/>
     <w:p/>
+    <w:p/>
+    <w:p/>
+    <w:p>
+      <w:pPr>
+        <w:rPr>
+          <w:lang w:val="en-US"/>
+        </w:rPr>
+      </w:pPr>
+      <w:r>
+        <w:t>Способы</w:t>
+      </w:r>
+      <w:r>
+        <w:rPr>
+          <w:lang w:val="en-US"/>
+        </w:rPr>
+        <w:t>:</w:t>
+      </w:r>
+    </w:p>
+    <w:p>
+      <w:r>
+        <w:lastRenderedPageBreak/>
+        <w:drawing>
+          <wp:inline distT="0" distB="0" distL="0" distR="0" wp14:anchorId="24C60136" wp14:editId="01DAE529">
+            <wp:extent cx="5145104" cy="2468880"/>
+            <wp:effectExtent l="0" t="0" r="0" b="7620"/>
+            <wp:docPr id="2122541117" name="Рисунок 1"/>
+            <wp:cNvGraphicFramePr>
+              <a:graphicFrameLocks xmlns:a="http://schemas.openxmlformats.org/drawingml/2006/main" noChangeAspect="1"/>
+            </wp:cNvGraphicFramePr>
+            <a:graphic xmlns:a="http://schemas.openxmlformats.org/drawingml/2006/main">
+              <a:graphicData uri="http://schemas.openxmlformats.org/drawingml/2006/picture">
+                <pic:pic xmlns:pic="http://schemas.openxmlformats.org/drawingml/2006/picture">
+                  <pic:nvPicPr>
+                    <pic:cNvPr id="2122541117" name=""/>
+                    <pic:cNvPicPr/>
+                  </pic:nvPicPr>
+                  <pic:blipFill>
+                    <a:blip r:embed="rId15"/>
+                    <a:stretch>
+                      <a:fillRect/>
+                    </a:stretch>
+                  </pic:blipFill>
+                  <pic:spPr>
+                    <a:xfrm>
+                      <a:off x="0" y="0"/>
+                      <a:ext cx="5151960" cy="2472170"/>
+                    </a:xfrm>
+                    <a:prstGeom prst="rect">
+                      <a:avLst/>
+                    </a:prstGeom>
+                  </pic:spPr>
+                </pic:pic>
+              </a:graphicData>
+            </a:graphic>
+          </wp:inline>
+        </w:drawing>
+      </w:r>
+    </w:p>
+    <w:p>
+      <w:r>
+        <w:drawing>
+          <wp:inline distT="0" distB="0" distL="0" distR="0" wp14:anchorId="797D2CBE" wp14:editId="7852CBBD">
+            <wp:extent cx="5128260" cy="2425165"/>
+            <wp:effectExtent l="0" t="0" r="0" b="0"/>
+            <wp:docPr id="181204726" name="Рисунок 1"/>
+            <wp:cNvGraphicFramePr>
+              <a:graphicFrameLocks xmlns:a="http://schemas.openxmlformats.org/drawingml/2006/main" noChangeAspect="1"/>
+            </wp:cNvGraphicFramePr>
+            <a:graphic xmlns:a="http://schemas.openxmlformats.org/drawingml/2006/main">
+              <a:graphicData uri="http://schemas.openxmlformats.org/drawingml/2006/picture">
+                <pic:pic xmlns:pic="http://schemas.openxmlformats.org/drawingml/2006/picture">
+                  <pic:nvPicPr>
+                    <pic:cNvPr id="181204726" name=""/>
+                    <pic:cNvPicPr/>
+                  </pic:nvPicPr>
+                  <pic:blipFill>
+                    <a:blip r:embed="rId16"/>
+                    <a:stretch>
+                      <a:fillRect/>
+                    </a:stretch>
+                  </pic:blipFill>
+                  <pic:spPr>
+                    <a:xfrm>
+                      <a:off x="0" y="0"/>
+                      <a:ext cx="5132940" cy="2427378"/>
+                    </a:xfrm>
+                    <a:prstGeom prst="rect">
+                      <a:avLst/>
+                    </a:prstGeom>
+                  </pic:spPr>
+                </pic:pic>
+              </a:graphicData>
+            </a:graphic>
+          </wp:inline>
+        </w:drawing>
+      </w:r>
+    </w:p>
+    <w:p>
+      <w:r>
+        <w:drawing>
+          <wp:inline distT="0" distB="0" distL="0" distR="0" wp14:anchorId="11A90E3C" wp14:editId="098A447E">
+            <wp:extent cx="5154914" cy="2667000"/>
+            <wp:effectExtent l="0" t="0" r="8255" b="0"/>
+            <wp:docPr id="894990997" name="Рисунок 1"/>
+            <wp:cNvGraphicFramePr>
+              <a:graphicFrameLocks xmlns:a="http://schemas.openxmlformats.org/drawingml/2006/main" noChangeAspect="1"/>
+            </wp:cNvGraphicFramePr>
+            <a:graphic xmlns:a="http://schemas.openxmlformats.org/drawingml/2006/main">
+              <a:graphicData uri="http://schemas.openxmlformats.org/drawingml/2006/picture">
+                <pic:pic xmlns:pic="http://schemas.openxmlformats.org/drawingml/2006/picture">
+                  <pic:nvPicPr>
+                    <pic:cNvPr id="894990997" name=""/>
+                    <pic:cNvPicPr/>
+                  </pic:nvPicPr>
+                  <pic:blipFill>
+                    <a:blip r:embed="rId17"/>
+                    <a:stretch>
+                      <a:fillRect/>
+                    </a:stretch>
+                  </pic:blipFill>
+                  <pic:spPr>
+                    <a:xfrm>
+                      <a:off x="0" y="0"/>
+                      <a:ext cx="5158705" cy="2668962"/>
+                    </a:xfrm>
+                    <a:prstGeom prst="rect">
+                      <a:avLst/>
+                    </a:prstGeom>
+                  </pic:spPr>
+                </pic:pic>
+              </a:graphicData>
+            </a:graphic>
+          </wp:inline>
+        </w:drawing>
+      </w:r>
+    </w:p>
     <w:p/>
     <w:p>
       <w:pPr>
@@ -378,8 +633,47 @@
         </w:numPr>
       </w:pPr>
       <w:r>
+        <w:t>Понятие пути, цикла, простого пути и простого цикла. Теорема о существовании простого пути между парой различных вершин связного неориентированного графа.</w:t>
+      </w:r>
+    </w:p>
+    <w:p>
+      <w:r>
         <w:lastRenderedPageBreak/>
-        <w:t>Понятие пути, цикла, простого пути и простого цикла. Теорема о существовании простого пути между парой различных вершин связного неориентированного графа.</w:t>
+        <w:drawing>
+          <wp:inline distT="0" distB="0" distL="0" distR="0" wp14:anchorId="40857FE1" wp14:editId="54357587">
+            <wp:extent cx="5940425" cy="796290"/>
+            <wp:effectExtent l="0" t="0" r="3175" b="3810"/>
+            <wp:docPr id="2092111218" name="Рисунок 1"/>
+            <wp:cNvGraphicFramePr>
+              <a:graphicFrameLocks xmlns:a="http://schemas.openxmlformats.org/drawingml/2006/main" noChangeAspect="1"/>
+            </wp:cNvGraphicFramePr>
+            <a:graphic xmlns:a="http://schemas.openxmlformats.org/drawingml/2006/main">
+              <a:graphicData uri="http://schemas.openxmlformats.org/drawingml/2006/picture">
+                <pic:pic xmlns:pic="http://schemas.openxmlformats.org/drawingml/2006/picture">
+                  <pic:nvPicPr>
+                    <pic:cNvPr id="2092111218" name=""/>
+                    <pic:cNvPicPr/>
+                  </pic:nvPicPr>
+                  <pic:blipFill>
+                    <a:blip r:embed="rId18"/>
+                    <a:stretch>
+                      <a:fillRect/>
+                    </a:stretch>
+                  </pic:blipFill>
+                  <pic:spPr>
+                    <a:xfrm>
+                      <a:off x="0" y="0"/>
+                      <a:ext cx="5940425" cy="796290"/>
+                    </a:xfrm>
+                    <a:prstGeom prst="rect">
+                      <a:avLst/>
+                    </a:prstGeom>
+                  </pic:spPr>
+                </pic:pic>
+              </a:graphicData>
+            </a:graphic>
+          </wp:inline>
+        </w:drawing>
       </w:r>
     </w:p>
     <w:p>
@@ -389,9 +683,9 @@
           <w:lang w:val="en-US"/>
         </w:rPr>
         <w:drawing>
-          <wp:inline distT="0" distB="0" distL="0" distR="0" wp14:anchorId="23A1A9AC" wp14:editId="4A780E32">
-            <wp:extent cx="5940425" cy="3030220"/>
-            <wp:effectExtent l="0" t="0" r="3175" b="0"/>
+          <wp:inline distT="0" distB="0" distL="0" distR="0" wp14:anchorId="23A1A9AC" wp14:editId="4AC726D0">
+            <wp:extent cx="3657600" cy="1865747"/>
+            <wp:effectExtent l="0" t="0" r="0" b="1270"/>
             <wp:docPr id="652097112" name="Рисунок 1"/>
             <wp:cNvGraphicFramePr>
               <a:graphicFrameLocks xmlns:a="http://schemas.openxmlformats.org/drawingml/2006/main" noChangeAspect="1"/>
@@ -404,7 +698,7 @@
                     <pic:cNvPicPr/>
                   </pic:nvPicPr>
                   <pic:blipFill>
-                    <a:blip r:embed="rId12"/>
+                    <a:blip r:embed="rId19"/>
                     <a:stretch>
                       <a:fillRect/>
                     </a:stretch>
@@ -412,7 +706,7 @@
                   <pic:spPr>
                     <a:xfrm>
                       <a:off x="0" y="0"/>
-                      <a:ext cx="5940425" cy="3030220"/>
+                      <a:ext cx="3678201" cy="1876256"/>
                     </a:xfrm>
                     <a:prstGeom prst="rect">
                       <a:avLst/>
@@ -431,9 +725,9 @@
           <w:noProof/>
         </w:rPr>
         <w:drawing>
-          <wp:inline distT="0" distB="0" distL="0" distR="0" wp14:anchorId="0A7C4174" wp14:editId="598D1DDF">
-            <wp:extent cx="5940425" cy="464185"/>
-            <wp:effectExtent l="0" t="0" r="3175" b="0"/>
+          <wp:inline distT="0" distB="0" distL="0" distR="0" wp14:anchorId="0A7C4174" wp14:editId="5537FD9F">
+            <wp:extent cx="4892040" cy="382264"/>
+            <wp:effectExtent l="0" t="0" r="0" b="0"/>
             <wp:docPr id="2020456814" name="Рисунок 1"/>
             <wp:cNvGraphicFramePr>
               <a:graphicFrameLocks xmlns:a="http://schemas.openxmlformats.org/drawingml/2006/main" noChangeAspect="1"/>
@@ -446,7 +740,7 @@
                     <pic:cNvPicPr/>
                   </pic:nvPicPr>
                   <pic:blipFill>
-                    <a:blip r:embed="rId13"/>
+                    <a:blip r:embed="rId20"/>
                     <a:stretch>
                       <a:fillRect/>
                     </a:stretch>
@@ -454,7 +748,7 @@
                   <pic:spPr>
                     <a:xfrm>
                       <a:off x="0" y="0"/>
-                      <a:ext cx="5940425" cy="464185"/>
+                      <a:ext cx="4944135" cy="386335"/>
                     </a:xfrm>
                     <a:prstGeom prst="rect">
                       <a:avLst/>
@@ -478,9 +772,9 @@
           <w:noProof/>
         </w:rPr>
         <w:drawing>
-          <wp:inline distT="0" distB="0" distL="0" distR="0" wp14:anchorId="0350503C" wp14:editId="68E4225E">
-            <wp:extent cx="5940425" cy="553720"/>
-            <wp:effectExtent l="0" t="0" r="3175" b="0"/>
+          <wp:inline distT="0" distB="0" distL="0" distR="0" wp14:anchorId="0350503C" wp14:editId="169227D9">
+            <wp:extent cx="4922520" cy="458839"/>
+            <wp:effectExtent l="0" t="0" r="0" b="0"/>
             <wp:docPr id="497783464" name="Рисунок 1"/>
             <wp:cNvGraphicFramePr>
               <a:graphicFrameLocks xmlns:a="http://schemas.openxmlformats.org/drawingml/2006/main" noChangeAspect="1"/>
@@ -493,7 +787,7 @@
                     <pic:cNvPicPr/>
                   </pic:nvPicPr>
                   <pic:blipFill>
-                    <a:blip r:embed="rId14"/>
+                    <a:blip r:embed="rId21"/>
                     <a:stretch>
                       <a:fillRect/>
                     </a:stretch>
@@ -501,7 +795,7 @@
                   <pic:spPr>
                     <a:xfrm>
                       <a:off x="0" y="0"/>
-                      <a:ext cx="5940425" cy="553720"/>
+                      <a:ext cx="4962354" cy="462552"/>
                     </a:xfrm>
                     <a:prstGeom prst="rect">
                       <a:avLst/>
@@ -521,9 +815,9 @@
           <w:lang w:val="en-US"/>
         </w:rPr>
         <w:drawing>
-          <wp:inline distT="0" distB="0" distL="0" distR="0" wp14:anchorId="4E70D0F9" wp14:editId="59D070F4">
-            <wp:extent cx="5940425" cy="2344420"/>
-            <wp:effectExtent l="0" t="0" r="3175" b="0"/>
+          <wp:inline distT="0" distB="0" distL="0" distR="0" wp14:anchorId="4E70D0F9" wp14:editId="6E497FDA">
+            <wp:extent cx="4876800" cy="1924655"/>
+            <wp:effectExtent l="0" t="0" r="0" b="0"/>
             <wp:docPr id="705045691" name="Рисунок 1"/>
             <wp:cNvGraphicFramePr>
               <a:graphicFrameLocks xmlns:a="http://schemas.openxmlformats.org/drawingml/2006/main" noChangeAspect="1"/>
@@ -536,7 +830,7 @@
                     <pic:cNvPicPr/>
                   </pic:nvPicPr>
                   <pic:blipFill>
-                    <a:blip r:embed="rId15"/>
+                    <a:blip r:embed="rId22"/>
                     <a:stretch>
                       <a:fillRect/>
                     </a:stretch>
@@ -544,7 +838,7 @@
                   <pic:spPr>
                     <a:xfrm>
                       <a:off x="0" y="0"/>
-                      <a:ext cx="5940425" cy="2344420"/>
+                      <a:ext cx="4906483" cy="1936370"/>
                     </a:xfrm>
                     <a:prstGeom prst="rect">
                       <a:avLst/>
@@ -557,17 +851,11 @@
         </w:drawing>
       </w:r>
     </w:p>
-    <w:p/>
-    <w:p/>
-    <w:p/>
-    <w:p/>
-    <w:p/>
     <w:p>
       <w:pPr>
         <w:ind w:firstLine="708"/>
       </w:pPr>
       <w:r>
-        <w:lastRenderedPageBreak/>
         <w:t>4</w:t>
       </w:r>
       <w:r>
@@ -576,10 +864,13 @@
     </w:p>
     <w:p>
       <w:r>
+        <w:rPr>
+          <w:noProof/>
+        </w:rPr>
         <w:drawing>
-          <wp:inline distT="0" distB="0" distL="0" distR="0" wp14:anchorId="374B722F" wp14:editId="4A4BAB26">
-            <wp:extent cx="5410200" cy="3848100"/>
-            <wp:effectExtent l="0" t="0" r="0" b="0"/>
+          <wp:inline distT="0" distB="0" distL="0" distR="0" wp14:anchorId="374B722F" wp14:editId="2339D050">
+            <wp:extent cx="3954780" cy="2812905"/>
+            <wp:effectExtent l="0" t="0" r="7620" b="6985"/>
             <wp:docPr id="576906887" name="Рисунок 1"/>
             <wp:cNvGraphicFramePr>
               <a:graphicFrameLocks xmlns:a="http://schemas.openxmlformats.org/drawingml/2006/main" noChangeAspect="1"/>
@@ -592,7 +883,7 @@
                     <pic:cNvPicPr/>
                   </pic:nvPicPr>
                   <pic:blipFill>
-                    <a:blip r:embed="rId16"/>
+                    <a:blip r:embed="rId23"/>
                     <a:stretch>
                       <a:fillRect/>
                     </a:stretch>
@@ -600,7 +891,7 @@
                   <pic:spPr>
                     <a:xfrm>
                       <a:off x="0" y="0"/>
-                      <a:ext cx="5410200" cy="3848100"/>
+                      <a:ext cx="3999175" cy="2844482"/>
                     </a:xfrm>
                     <a:prstGeom prst="rect">
                       <a:avLst/>
@@ -614,35 +905,46 @@
       </w:r>
     </w:p>
     <w:p>
-      <w:pPr>
+      <w:r>
+        <w:lastRenderedPageBreak/>
+        <w:t>Свойства</w:t>
+      </w:r>
+      <w:r>
         <w:rPr>
           <w:lang w:val="en-US"/>
         </w:rPr>
-      </w:pPr>
-      <w:r>
-        <w:t>Свойства</w:t>
+        <w:t>:</w:t>
       </w:r>
       <w:r>
         <w:rPr>
           <w:lang w:val="en-US"/>
         </w:rPr>
-        <w:t>:</w:t>
+        <w:br/>
+      </w:r>
+      <w:r>
+        <w:t>1</w:t>
       </w:r>
       <w:r>
         <w:rPr>
           <w:lang w:val="en-US"/>
         </w:rPr>
-        <w:br/>
+        <w:t>.</w:t>
       </w:r>
       <w:r>
         <w:rPr>
           <w:lang w:val="en-US"/>
         </w:rPr>
+        <w:t xml:space="preserve"> </w:t>
+      </w:r>
+      <w:r>
+        <w:rPr>
+          <w:lang w:val="en-US"/>
+        </w:rPr>
         <w:drawing>
-          <wp:inline distT="0" distB="0" distL="0" distR="0" wp14:anchorId="258B90D1" wp14:editId="07C8A690">
-            <wp:extent cx="4716780" cy="2956560"/>
-            <wp:effectExtent l="0" t="0" r="7620" b="0"/>
-            <wp:docPr id="902840932" name="Рисунок 1"/>
+          <wp:inline distT="0" distB="0" distL="0" distR="0" wp14:anchorId="05B8ECC8" wp14:editId="20D52450">
+            <wp:extent cx="4461074" cy="3322320"/>
+            <wp:effectExtent l="0" t="0" r="0" b="0"/>
+            <wp:docPr id="1844519405" name="Рисунок 1"/>
             <wp:cNvGraphicFramePr>
               <a:graphicFrameLocks xmlns:a="http://schemas.openxmlformats.org/drawingml/2006/main" noChangeAspect="1"/>
             </wp:cNvGraphicFramePr>
@@ -650,11 +952,11 @@
               <a:graphicData uri="http://schemas.openxmlformats.org/drawingml/2006/picture">
                 <pic:pic xmlns:pic="http://schemas.openxmlformats.org/drawingml/2006/picture">
                   <pic:nvPicPr>
-                    <pic:cNvPr id="902840932" name=""/>
+                    <pic:cNvPr id="1844519405" name=""/>
                     <pic:cNvPicPr/>
                   </pic:nvPicPr>
                   <pic:blipFill>
-                    <a:blip r:embed="rId17"/>
+                    <a:blip r:embed="rId24"/>
                     <a:stretch>
                       <a:fillRect/>
                     </a:stretch>
@@ -662,7 +964,7 @@
                   <pic:spPr>
                     <a:xfrm>
                       <a:off x="0" y="0"/>
-                      <a:ext cx="4716780" cy="2956560"/>
+                      <a:ext cx="4466466" cy="3326336"/>
                     </a:xfrm>
                     <a:prstGeom prst="rect">
                       <a:avLst/>
@@ -685,10 +987,163 @@
         <w:rPr>
           <w:lang w:val="en-US"/>
         </w:rPr>
+        <w:t xml:space="preserve">2. </w:t>
+      </w:r>
+      <w:r>
         <w:drawing>
-          <wp:inline distT="0" distB="0" distL="0" distR="0" wp14:anchorId="64C644EB" wp14:editId="57269350">
-            <wp:extent cx="4061460" cy="944880"/>
-            <wp:effectExtent l="0" t="0" r="0" b="7620"/>
+          <wp:inline distT="0" distB="0" distL="0" distR="0" wp14:anchorId="7078735E" wp14:editId="47F2459C">
+            <wp:extent cx="5142457" cy="1104900"/>
+            <wp:effectExtent l="0" t="0" r="1270" b="0"/>
+            <wp:docPr id="1695553867" name="Рисунок 1"/>
+            <wp:cNvGraphicFramePr>
+              <a:graphicFrameLocks xmlns:a="http://schemas.openxmlformats.org/drawingml/2006/main" noChangeAspect="1"/>
+            </wp:cNvGraphicFramePr>
+            <a:graphic xmlns:a="http://schemas.openxmlformats.org/drawingml/2006/main">
+              <a:graphicData uri="http://schemas.openxmlformats.org/drawingml/2006/picture">
+                <pic:pic xmlns:pic="http://schemas.openxmlformats.org/drawingml/2006/picture">
+                  <pic:nvPicPr>
+                    <pic:cNvPr id="1695553867" name=""/>
+                    <pic:cNvPicPr/>
+                  </pic:nvPicPr>
+                  <pic:blipFill>
+                    <a:blip r:embed="rId25"/>
+                    <a:stretch>
+                      <a:fillRect/>
+                    </a:stretch>
+                  </pic:blipFill>
+                  <pic:spPr>
+                    <a:xfrm>
+                      <a:off x="0" y="0"/>
+                      <a:ext cx="5143869" cy="1105203"/>
+                    </a:xfrm>
+                    <a:prstGeom prst="rect">
+                      <a:avLst/>
+                    </a:prstGeom>
+                  </pic:spPr>
+                </pic:pic>
+              </a:graphicData>
+            </a:graphic>
+          </wp:inline>
+        </w:drawing>
+      </w:r>
+    </w:p>
+    <w:p>
+      <w:pPr>
+        <w:rPr>
+          <w:lang w:val="en-US"/>
+        </w:rPr>
+      </w:pPr>
+      <w:r>
+        <w:rPr>
+          <w:lang w:val="en-US"/>
+        </w:rPr>
+        <w:t xml:space="preserve">3. </w:t>
+      </w:r>
+      <w:r>
+        <w:drawing>
+          <wp:inline distT="0" distB="0" distL="0" distR="0" wp14:anchorId="1B315802" wp14:editId="50922465">
+            <wp:extent cx="4716780" cy="1451588"/>
+            <wp:effectExtent l="0" t="0" r="0" b="0"/>
+            <wp:docPr id="588464581" name="Рисунок 1"/>
+            <wp:cNvGraphicFramePr>
+              <a:graphicFrameLocks xmlns:a="http://schemas.openxmlformats.org/drawingml/2006/main" noChangeAspect="1"/>
+            </wp:cNvGraphicFramePr>
+            <a:graphic xmlns:a="http://schemas.openxmlformats.org/drawingml/2006/main">
+              <a:graphicData uri="http://schemas.openxmlformats.org/drawingml/2006/picture">
+                <pic:pic xmlns:pic="http://schemas.openxmlformats.org/drawingml/2006/picture">
+                  <pic:nvPicPr>
+                    <pic:cNvPr id="588464581" name=""/>
+                    <pic:cNvPicPr/>
+                  </pic:nvPicPr>
+                  <pic:blipFill>
+                    <a:blip r:embed="rId26"/>
+                    <a:stretch>
+                      <a:fillRect/>
+                    </a:stretch>
+                  </pic:blipFill>
+                  <pic:spPr>
+                    <a:xfrm>
+                      <a:off x="0" y="0"/>
+                      <a:ext cx="4721104" cy="1452919"/>
+                    </a:xfrm>
+                    <a:prstGeom prst="rect">
+                      <a:avLst/>
+                    </a:prstGeom>
+                  </pic:spPr>
+                </pic:pic>
+              </a:graphicData>
+            </a:graphic>
+          </wp:inline>
+        </w:drawing>
+      </w:r>
+    </w:p>
+    <w:p>
+      <w:r>
+        <w:rPr>
+          <w:lang w:val="en-US"/>
+        </w:rPr>
+        <w:t xml:space="preserve">     </w:t>
+      </w:r>
+      <w:r>
+        <w:drawing>
+          <wp:inline distT="0" distB="0" distL="0" distR="0" wp14:anchorId="7013AD30" wp14:editId="02C89BCC">
+            <wp:extent cx="4518660" cy="2402546"/>
+            <wp:effectExtent l="0" t="0" r="0" b="0"/>
+            <wp:docPr id="1211701631" name="Рисунок 1"/>
+            <wp:cNvGraphicFramePr>
+              <a:graphicFrameLocks xmlns:a="http://schemas.openxmlformats.org/drawingml/2006/main" noChangeAspect="1"/>
+            </wp:cNvGraphicFramePr>
+            <a:graphic xmlns:a="http://schemas.openxmlformats.org/drawingml/2006/main">
+              <a:graphicData uri="http://schemas.openxmlformats.org/drawingml/2006/picture">
+                <pic:pic xmlns:pic="http://schemas.openxmlformats.org/drawingml/2006/picture">
+                  <pic:nvPicPr>
+                    <pic:cNvPr id="1211701631" name=""/>
+                    <pic:cNvPicPr/>
+                  </pic:nvPicPr>
+                  <pic:blipFill>
+                    <a:blip r:embed="rId27"/>
+                    <a:stretch>
+                      <a:fillRect/>
+                    </a:stretch>
+                  </pic:blipFill>
+                  <pic:spPr>
+                    <a:xfrm>
+                      <a:off x="0" y="0"/>
+                      <a:ext cx="4524155" cy="2405467"/>
+                    </a:xfrm>
+                    <a:prstGeom prst="rect">
+                      <a:avLst/>
+                    </a:prstGeom>
+                  </pic:spPr>
+                </pic:pic>
+              </a:graphicData>
+            </a:graphic>
+          </wp:inline>
+        </w:drawing>
+      </w:r>
+    </w:p>
+    <w:p>
+      <w:pPr>
+        <w:rPr>
+          <w:lang w:val="en-US"/>
+        </w:rPr>
+      </w:pPr>
+      <w:r>
+        <w:rPr>
+          <w:lang w:val="en-US"/>
+        </w:rPr>
+        <w:lastRenderedPageBreak/>
+        <w:t xml:space="preserve">4. </w:t>
+      </w:r>
+      <w:r>
+        <w:rPr>
+          <w:noProof/>
+          <w:lang w:val="en-US"/>
+        </w:rPr>
+        <w:drawing>
+          <wp:inline distT="0" distB="0" distL="0" distR="0" wp14:anchorId="64C644EB" wp14:editId="736A6A43">
+            <wp:extent cx="4487545" cy="1257300"/>
+            <wp:effectExtent l="0" t="0" r="8255" b="0"/>
             <wp:docPr id="1435565668" name="Рисунок 1"/>
             <wp:cNvGraphicFramePr>
               <a:graphicFrameLocks xmlns:a="http://schemas.openxmlformats.org/drawingml/2006/main" noChangeAspect="1"/>
@@ -701,7 +1156,7 @@
                     <pic:cNvPicPr/>
                   </pic:nvPicPr>
                   <pic:blipFill>
-                    <a:blip r:embed="rId18"/>
+                    <a:blip r:embed="rId28"/>
                     <a:stretch>
                       <a:fillRect/>
                     </a:stretch>
@@ -709,7 +1164,7 @@
                   <pic:spPr>
                     <a:xfrm>
                       <a:off x="0" y="0"/>
-                      <a:ext cx="4061460" cy="944880"/>
+                      <a:ext cx="4507566" cy="1262909"/>
                     </a:xfrm>
                     <a:prstGeom prst="rect">
                       <a:avLst/>
@@ -728,15 +1183,26 @@
           <w:lang w:val="en-US"/>
         </w:rPr>
       </w:pPr>
-      <w:r>
-        <w:rPr>
-          <w:lang w:val="en-US"/>
-        </w:rPr>
+    </w:p>
+    <w:p>
+      <w:pPr>
+        <w:pStyle w:val="a7"/>
+        <w:numPr>
+          <w:ilvl w:val="0"/>
+          <w:numId w:val="3"/>
+        </w:numPr>
+      </w:pPr>
+      <w:r>
+        <w:t>Понятие дерева. Теорема о единственности пути в дереве.</w:t>
+      </w:r>
+    </w:p>
+    <w:p>
+      <w:r>
         <w:drawing>
-          <wp:inline distT="0" distB="0" distL="0" distR="0" wp14:anchorId="18921DCB" wp14:editId="3BACAA0E">
-            <wp:extent cx="5940425" cy="544830"/>
-            <wp:effectExtent l="0" t="0" r="3175" b="7620"/>
-            <wp:docPr id="620489359" name="Рисунок 1"/>
+          <wp:inline distT="0" distB="0" distL="0" distR="0" wp14:anchorId="1628762B" wp14:editId="02F889BC">
+            <wp:extent cx="3611880" cy="1622177"/>
+            <wp:effectExtent l="0" t="0" r="7620" b="0"/>
+            <wp:docPr id="1614392478" name="Рисунок 1"/>
             <wp:cNvGraphicFramePr>
               <a:graphicFrameLocks xmlns:a="http://schemas.openxmlformats.org/drawingml/2006/main" noChangeAspect="1"/>
             </wp:cNvGraphicFramePr>
@@ -744,11 +1210,11 @@
               <a:graphicData uri="http://schemas.openxmlformats.org/drawingml/2006/picture">
                 <pic:pic xmlns:pic="http://schemas.openxmlformats.org/drawingml/2006/picture">
                   <pic:nvPicPr>
-                    <pic:cNvPr id="620489359" name=""/>
+                    <pic:cNvPr id="1614392478" name=""/>
                     <pic:cNvPicPr/>
                   </pic:nvPicPr>
                   <pic:blipFill>
-                    <a:blip r:embed="rId19"/>
+                    <a:blip r:embed="rId29"/>
                     <a:stretch>
                       <a:fillRect/>
                     </a:stretch>
@@ -756,7 +1222,7 @@
                   <pic:spPr>
                     <a:xfrm>
                       <a:off x="0" y="0"/>
-                      <a:ext cx="5940425" cy="544830"/>
+                      <a:ext cx="3634487" cy="1632330"/>
                     </a:xfrm>
                     <a:prstGeom prst="rect">
                       <a:avLst/>
@@ -770,28 +1236,12 @@
       </w:r>
     </w:p>
     <w:p>
-      <w:pPr>
-        <w:pStyle w:val="a7"/>
-        <w:numPr>
-          <w:ilvl w:val="0"/>
-          <w:numId w:val="3"/>
-        </w:numPr>
-      </w:pPr>
-      <w:r>
-        <w:lastRenderedPageBreak/>
-        <w:t>Понятие дерева. Теорема о единственности пути в дереве.</w:t>
-      </w:r>
-    </w:p>
-    <w:p>
-      <w:r>
-        <w:rPr>
-          <w:lang w:val="en-US"/>
-        </w:rPr>
+      <w:r>
         <w:drawing>
-          <wp:inline distT="0" distB="0" distL="0" distR="0" wp14:anchorId="291AA64B" wp14:editId="16279633">
-            <wp:extent cx="5940425" cy="3446145"/>
-            <wp:effectExtent l="0" t="0" r="3175" b="1905"/>
-            <wp:docPr id="421422472" name="Рисунок 1"/>
+          <wp:inline distT="0" distB="0" distL="0" distR="0" wp14:anchorId="72AD3386" wp14:editId="777D9AB4">
+            <wp:extent cx="5940425" cy="3554730"/>
+            <wp:effectExtent l="0" t="0" r="3175" b="7620"/>
+            <wp:docPr id="1877194864" name="Рисунок 1"/>
             <wp:cNvGraphicFramePr>
               <a:graphicFrameLocks xmlns:a="http://schemas.openxmlformats.org/drawingml/2006/main" noChangeAspect="1"/>
             </wp:cNvGraphicFramePr>
@@ -799,11 +1249,11 @@
               <a:graphicData uri="http://schemas.openxmlformats.org/drawingml/2006/picture">
                 <pic:pic xmlns:pic="http://schemas.openxmlformats.org/drawingml/2006/picture">
                   <pic:nvPicPr>
-                    <pic:cNvPr id="421422472" name=""/>
+                    <pic:cNvPr id="1877194864" name=""/>
                     <pic:cNvPicPr/>
                   </pic:nvPicPr>
                   <pic:blipFill>
-                    <a:blip r:embed="rId20"/>
+                    <a:blip r:embed="rId30"/>
                     <a:stretch>
                       <a:fillRect/>
                     </a:stretch>
@@ -811,7 +1261,7 @@
                   <pic:spPr>
                     <a:xfrm>
                       <a:off x="0" y="0"/>
-                      <a:ext cx="5940425" cy="3446145"/>
+                      <a:ext cx="5940425" cy="3554730"/>
                     </a:xfrm>
                     <a:prstGeom prst="rect">
                       <a:avLst/>
@@ -827,10 +1277,10 @@
     <w:p>
       <w:r>
         <w:drawing>
-          <wp:inline distT="0" distB="0" distL="0" distR="0" wp14:anchorId="402879FC" wp14:editId="349368EA">
-            <wp:extent cx="5940425" cy="586740"/>
-            <wp:effectExtent l="0" t="0" r="3175" b="3810"/>
-            <wp:docPr id="1266995613" name="Рисунок 1"/>
+          <wp:inline distT="0" distB="0" distL="0" distR="0" wp14:anchorId="1ECE8270" wp14:editId="736ECDFD">
+            <wp:extent cx="5639587" cy="419158"/>
+            <wp:effectExtent l="0" t="0" r="0" b="0"/>
+            <wp:docPr id="1358978032" name="Рисунок 1"/>
             <wp:cNvGraphicFramePr>
               <a:graphicFrameLocks xmlns:a="http://schemas.openxmlformats.org/drawingml/2006/main" noChangeAspect="1"/>
             </wp:cNvGraphicFramePr>
@@ -838,11 +1288,11 @@
               <a:graphicData uri="http://schemas.openxmlformats.org/drawingml/2006/picture">
                 <pic:pic xmlns:pic="http://schemas.openxmlformats.org/drawingml/2006/picture">
                   <pic:nvPicPr>
-                    <pic:cNvPr id="1266995613" name=""/>
+                    <pic:cNvPr id="1358978032" name=""/>
                     <pic:cNvPicPr/>
                   </pic:nvPicPr>
                   <pic:blipFill>
-                    <a:blip r:embed="rId21"/>
+                    <a:blip r:embed="rId31"/>
                     <a:stretch>
                       <a:fillRect/>
                     </a:stretch>
@@ -850,7 +1300,7 @@
                   <pic:spPr>
                     <a:xfrm>
                       <a:off x="0" y="0"/>
-                      <a:ext cx="5940425" cy="586740"/>
+                      <a:ext cx="5639587" cy="419158"/>
                     </a:xfrm>
                     <a:prstGeom prst="rect">
                       <a:avLst/>
